--- a/Space_News_03_08_2026.docx
+++ b/Space_News_03_08_2026.docx
@@ -244,7 +244,7 @@
           <w:b/>
           <w:sz w:val="26"/>
         </w:rPr>
-        <w:t>2. Rahul Gandhi praises Vikram-1 launch by Skyroot Aerospace and ISRO - The News Mill</w:t>
+        <w:t>2. Govt says ISRO has developed &amp; operationalised wide range of space-based applications to benefit society - News On AIR</w:t>
       </w:r>
     </w:p>
     <w:p>
@@ -253,55 +253,6 @@
         <w:jc w:val="left"/>
       </w:pPr>
       <w:hyperlink r:id="rId14">
-        <w:r>
-          <w:rPr>
-            <w:color w:val="0000FF"/>
-            <w:u w:val="single"/>
-          </w:rPr>
-          <w:t>Read more</w:t>
-        </w:r>
-      </w:hyperlink>
-    </w:p>
-    <w:p>
-      <w:pPr>
-        <w:spacing w:after="120" w:line="276" w:lineRule="auto"/>
-        <w:jc w:val="both"/>
-      </w:pPr>
-      <w:r>
-        <w:rPr>
-          <w:rFonts w:ascii="Times New Roman" w:hAnsi="Times New Roman"/>
-          <w:sz w:val="24"/>
-        </w:rPr>
-        <w:t>Rahul Gandhi praises Vikram-1 launch by Skyroot Aerospace and ISRO The News Mill</w:t>
-      </w:r>
-    </w:p>
-    <w:p>
-      <w:pPr>
-        <w:pBdr>
-          <w:bottom w:val="single" w:sz="6" w:space="6" w:color="A6A6A6"/>
-        </w:pBdr>
-      </w:pPr>
-    </w:p>
-    <w:p/>
-    <w:p>
-      <w:pPr>
-        <w:spacing w:after="60"/>
-      </w:pPr>
-      <w:r>
-        <w:rPr>
-          <w:rFonts w:ascii="Times New Roman" w:hAnsi="Times New Roman"/>
-          <w:b/>
-          <w:sz w:val="26"/>
-        </w:rPr>
-        <w:t>3. Govt says ISRO has developed &amp; operationalised wide range of space-based applications to benefit society - News On AIR</w:t>
-      </w:r>
-    </w:p>
-    <w:p>
-      <w:pPr>
-        <w:spacing w:after="80"/>
-        <w:jc w:val="left"/>
-      </w:pPr>
-      <w:hyperlink r:id="rId15">
         <w:r>
           <w:rPr>
             <w:color w:val="0000FF"/>
@@ -342,7 +293,7 @@
           <w:b/>
           <w:sz w:val="26"/>
         </w:rPr>
-        <w:t>4. Skyroot to build its own launch pad after historic mission - NewsBytes</w:t>
+        <w:t>3. Skyroot to build its own launch pad after historic mission - NewsBytes</w:t>
       </w:r>
     </w:p>
     <w:p>
@@ -350,7 +301,7 @@
         <w:spacing w:after="80"/>
         <w:jc w:val="left"/>
       </w:pPr>
-      <w:hyperlink r:id="rId16">
+      <w:hyperlink r:id="rId15">
         <w:r>
           <w:rPr>
             <w:color w:val="0000FF"/>
@@ -381,7 +332,7 @@
                     <pic:cNvPicPr/>
                   </pic:nvPicPr>
                   <pic:blipFill>
-                    <a:blip r:embed="rId17"/>
+                    <a:blip r:embed="rId16"/>
                     <a:stretch>
                       <a:fillRect/>
                     </a:stretch>
@@ -431,7 +382,7 @@
           <w:b/>
           <w:sz w:val="26"/>
         </w:rPr>
-        <w:t>5. Double digits! Air-launched 'Talon A' hypersonic vehicle notches big flight milestone</w:t>
+        <w:t>4. Double digits! Air-launched 'Talon A' hypersonic vehicle notches big flight milestone</w:t>
       </w:r>
     </w:p>
     <w:p>
@@ -439,7 +390,7 @@
         <w:spacing w:after="80"/>
         <w:jc w:val="left"/>
       </w:pPr>
-      <w:hyperlink r:id="rId18">
+      <w:hyperlink r:id="rId17">
         <w:r>
           <w:rPr>
             <w:color w:val="0000FF"/>
@@ -470,7 +421,7 @@
                     <pic:cNvPicPr/>
                   </pic:nvPicPr>
                   <pic:blipFill>
-                    <a:blip r:embed="rId19"/>
+                    <a:blip r:embed="rId18"/>
                     <a:stretch>
                       <a:fillRect/>
                     </a:stretch>
@@ -520,7 +471,7 @@
           <w:b/>
           <w:sz w:val="26"/>
         </w:rPr>
-        <w:t>6. Rocket issue delays 1st orbital rocket launch from the UK</w:t>
+        <w:t>5. Rocket issue delays 1st orbital rocket launch from the UK</w:t>
       </w:r>
     </w:p>
     <w:p>
@@ -528,7 +479,7 @@
         <w:spacing w:after="80"/>
         <w:jc w:val="left"/>
       </w:pPr>
-      <w:hyperlink r:id="rId20">
+      <w:hyperlink r:id="rId19">
         <w:r>
           <w:rPr>
             <w:color w:val="0000FF"/>
@@ -559,7 +510,7 @@
                     <pic:cNvPicPr/>
                   </pic:nvPicPr>
                   <pic:blipFill>
-                    <a:blip r:embed="rId21"/>
+                    <a:blip r:embed="rId20"/>
                     <a:stretch>
                       <a:fillRect/>
                     </a:stretch>
@@ -609,7 +560,7 @@
           <w:b/>
           <w:sz w:val="26"/>
         </w:rPr>
-        <w:t>7. Celestron Moon Mission 100mm tabletop Dobsonian review</w:t>
+        <w:t>6. Celestron Moon Mission 100mm tabletop Dobsonian review</w:t>
       </w:r>
     </w:p>
     <w:p>
@@ -617,7 +568,7 @@
         <w:spacing w:after="80"/>
         <w:jc w:val="left"/>
       </w:pPr>
-      <w:hyperlink r:id="rId22">
+      <w:hyperlink r:id="rId21">
         <w:r>
           <w:rPr>
             <w:color w:val="0000FF"/>
@@ -648,7 +599,7 @@
                     <pic:cNvPicPr/>
                   </pic:nvPicPr>
                   <pic:blipFill>
-                    <a:blip r:embed="rId23"/>
+                    <a:blip r:embed="rId22"/>
                     <a:stretch>
                       <a:fillRect/>
                     </a:stretch>
